--- a/bank/task_09/variant_11.docx
+++ b/bank/task_09/variant_11.docx
@@ -4,20 +4,16 @@
   <w:body>
     <w:p>
       <w:pPr>
-        <w:spacing w:before="240" w:after="240" w:line="240" w:lineRule="auto"/>
-        <w:jc w:val="both"/>
         <w:rPr>
-          <w:rFonts w:ascii="Cambria Math" w:eastAsia="Times New Roman" w:hAnsi="Cambria Math" w:cs="Segoe UI"/>
-          <w:sz w:val="24"/>
+          <w:rFonts w:eastAsia="Times New Roman"/>
           <w:szCs w:val="28"/>
           <w:lang w:eastAsia="ru-RU"/>
         </w:rPr>
       </w:pPr>
       <w:r>
         <w:rPr>
-          <w:rFonts w:ascii="Cambria Math" w:eastAsia="Times New Roman" w:hAnsi="Cambria Math" w:cs="Segoe UI"/>
+          <w:rFonts w:eastAsia="Times New Roman"/>
           <w:bCs/>
-          <w:sz w:val="24"/>
           <w:szCs w:val="28"/>
           <w:lang w:eastAsia="ru-RU"/>
         </w:rPr>
@@ -25,10 +21,8 @@
       </w:r>
       <w:r>
         <w:rPr>
-          <w:rFonts w:ascii="Cambria Math" w:eastAsia="Times New Roman" w:hAnsi="Cambria Math" w:cs="Segoe UI"/>
-          <w:b/>
+          <w:rFonts w:eastAsia="Times New Roman"/>
           <w:bCs/>
-          <w:sz w:val="24"/>
           <w:szCs w:val="28"/>
           <w:lang w:eastAsia="ru-RU"/>
         </w:rPr>
@@ -36,12 +30,10 @@
       </w:r>
       <w:r>
         <w:rPr>
-          <w:rFonts w:ascii="Cambria Math" w:eastAsia="Times New Roman" w:hAnsi="Cambria Math" w:cs="Segoe UI"/>
-          <w:sz w:val="24"/>
+          <w:rFonts w:eastAsia="Times New Roman"/>
           <w:szCs w:val="28"/>
           <w:lang w:eastAsia="ru-RU"/>
         </w:rPr>
-        <w:br/>
         <w:t>Решите неравенство </w:t>
       </w:r>
       <m:oMath>
@@ -49,9 +41,8 @@
           <m:sSupPr>
             <m:ctrlPr>
               <w:rPr>
-                <w:rFonts w:ascii="Cambria Math" w:eastAsia="Times New Roman" w:hAnsi="Cambria Math" w:cs="Times New Roman"/>
+                <w:rFonts w:ascii="Cambria Math" w:eastAsia="Times New Roman" w:hAnsi="Cambria Math"/>
                 <w:i/>
-                <w:sz w:val="24"/>
                 <w:szCs w:val="28"/>
                 <w:bdr w:val="none" w:sz="0" w:space="0" w:color="auto" w:frame="1"/>
                 <w:lang w:eastAsia="ru-RU"/>
@@ -61,8 +52,7 @@
           <m:e>
             <m:r>
               <w:rPr>
-                <w:rFonts w:ascii="Cambria Math" w:eastAsia="Times New Roman" w:hAnsi="Cambria Math" w:cs="Times New Roman"/>
-                <w:sz w:val="24"/>
+                <w:rFonts w:ascii="Cambria Math" w:eastAsia="Times New Roman" w:hAnsi="Cambria Math"/>
                 <w:szCs w:val="28"/>
                 <w:bdr w:val="none" w:sz="0" w:space="0" w:color="auto" w:frame="1"/>
                 <w:lang w:eastAsia="ru-RU"/>
@@ -73,8 +63,7 @@
           <m:sup>
             <m:r>
               <w:rPr>
-                <w:rFonts w:ascii="Cambria Math" w:eastAsia="Times New Roman" w:hAnsi="Cambria Math" w:cs="Times New Roman"/>
-                <w:sz w:val="24"/>
+                <w:rFonts w:ascii="Cambria Math" w:eastAsia="Times New Roman" w:hAnsi="Cambria Math"/>
                 <w:szCs w:val="28"/>
                 <w:bdr w:val="none" w:sz="0" w:space="0" w:color="auto" w:frame="1"/>
                 <w:lang w:eastAsia="ru-RU"/>
@@ -85,8 +74,7 @@
         </m:sSup>
         <m:r>
           <w:rPr>
-            <w:rFonts w:ascii="Cambria Math" w:eastAsia="Times New Roman" w:hAnsi="Cambria Math" w:cs="Times New Roman"/>
-            <w:sz w:val="24"/>
+            <w:rFonts w:ascii="Cambria Math" w:eastAsia="Times New Roman" w:hAnsi="Cambria Math"/>
             <w:szCs w:val="28"/>
             <w:bdr w:val="none" w:sz="0" w:space="0" w:color="auto" w:frame="1"/>
             <w:lang w:eastAsia="ru-RU"/>
@@ -96,8 +84,7 @@
       </m:oMath>
       <w:r>
         <w:rPr>
-          <w:rFonts w:ascii="Cambria Math" w:eastAsia="Times New Roman" w:hAnsi="Cambria Math" w:cs="Segoe UI"/>
-          <w:sz w:val="24"/>
+          <w:rFonts w:eastAsia="Times New Roman"/>
           <w:szCs w:val="28"/>
           <w:lang w:eastAsia="ru-RU"/>
         </w:rPr>
@@ -105,8 +92,7 @@
       </w:r>
       <w:r>
         <w:rPr>
-          <w:rFonts w:ascii="Cambria Math" w:eastAsia="Times New Roman" w:hAnsi="Cambria Math" w:cs="Segoe UI"/>
-          <w:sz w:val="24"/>
+          <w:rFonts w:eastAsia="Times New Roman"/>
           <w:szCs w:val="28"/>
           <w:lang w:eastAsia="ru-RU"/>
         </w:rPr>
@@ -114,8 +100,7 @@
       </w:r>
       <w:r>
         <w:rPr>
-          <w:rFonts w:ascii="Cambria Math" w:eastAsia="Times New Roman" w:hAnsi="Cambria Math" w:cs="Segoe UI"/>
-          <w:sz w:val="24"/>
+          <w:rFonts w:eastAsia="Times New Roman"/>
           <w:szCs w:val="28"/>
           <w:lang w:eastAsia="ru-RU"/>
         </w:rPr>
@@ -129,11 +114,33 @@
           <w:ilvl w:val="0"/>
           <w:numId w:val="1"/>
         </w:numPr>
-        <w:spacing w:before="100" w:beforeAutospacing="1" w:after="0" w:line="240" w:lineRule="auto"/>
-        <w:jc w:val="both"/>
+        <w:spacing w:before="100" w:beforeAutospacing="1"/>
+        <w:ind w:firstLine="0"/>
         <w:rPr>
-          <w:rFonts w:ascii="Cambria Math" w:eastAsia="Times New Roman" w:hAnsi="Cambria Math" w:cs="Segoe UI"/>
-          <w:sz w:val="24"/>
+          <w:rFonts w:ascii="Cambria Math" w:eastAsia="Times New Roman" w:hAnsi="Cambria Math"/>
+          <w:szCs w:val="28"/>
+          <w:bdr w:val="none" w:sz="0" w:space="0" w:color="auto" w:frame="1"/>
+          <w:lang w:eastAsia="ru-RU"/>
+          <w:oMath/>
+        </w:rPr>
+        <w:sectPr>
+          <w:pgSz w:w="11906" w:h="16838"/>
+          <w:pgMar w:top="850" w:right="850" w:bottom="850" w:left="850" w:header="708" w:footer="708" w:gutter="0"/>
+          <w:cols w:space="708"/>
+          <w:docGrid w:linePitch="360"/>
+        </w:sectPr>
+      </w:pPr>
+    </w:p>
+    <w:p>
+      <w:pPr>
+        <w:numPr>
+          <w:ilvl w:val="0"/>
+          <w:numId w:val="1"/>
+        </w:numPr>
+        <w:spacing w:before="100" w:beforeAutospacing="1"/>
+        <w:ind w:firstLine="0"/>
+        <w:rPr>
+          <w:rFonts w:eastAsia="Times New Roman"/>
           <w:szCs w:val="28"/>
           <w:lang w:eastAsia="ru-RU"/>
         </w:rPr>
@@ -141,33 +148,12 @@
       <m:oMath>
         <m:r>
           <w:rPr>
-            <w:rFonts w:ascii="Cambria Math" w:eastAsia="Times New Roman" w:hAnsi="Cambria Math" w:cs="Times New Roman"/>
-            <w:sz w:val="24"/>
+            <w:rFonts w:ascii="Cambria Math" w:eastAsia="Times New Roman" w:hAnsi="Cambria Math"/>
             <w:szCs w:val="28"/>
             <w:bdr w:val="none" w:sz="0" w:space="0" w:color="auto" w:frame="1"/>
             <w:lang w:eastAsia="ru-RU"/>
           </w:rPr>
-          <m:t>(-∞;-1]</m:t>
-        </m:r>
-        <m:r>
-          <w:rPr>
-            <w:rFonts w:ascii="Cambria Math" w:eastAsia="Times New Roman" w:hAnsi="Cambria Math" w:cs="Cambria Math"/>
-            <w:sz w:val="24"/>
-            <w:szCs w:val="28"/>
-            <w:bdr w:val="none" w:sz="0" w:space="0" w:color="auto" w:frame="1"/>
-            <w:lang w:eastAsia="ru-RU"/>
-          </w:rPr>
-          <m:t>∪</m:t>
-        </m:r>
-        <m:r>
-          <w:rPr>
-            <w:rFonts w:ascii="Cambria Math" w:eastAsia="Times New Roman" w:hAnsi="Cambria Math" w:cs="Times New Roman"/>
-            <w:sz w:val="24"/>
-            <w:szCs w:val="28"/>
-            <w:bdr w:val="none" w:sz="0" w:space="0" w:color="auto" w:frame="1"/>
-            <w:lang w:eastAsia="ru-RU"/>
-          </w:rPr>
-          <m:t>[0;+∞)</m:t>
+          <m:t>(-∞;-1]∪[0;+∞)</m:t>
         </m:r>
       </m:oMath>
     </w:p>
@@ -177,11 +163,10 @@
           <w:ilvl w:val="0"/>
           <w:numId w:val="1"/>
         </w:numPr>
-        <w:spacing w:before="100" w:beforeAutospacing="1" w:after="0" w:line="240" w:lineRule="auto"/>
-        <w:jc w:val="both"/>
+        <w:spacing w:before="100" w:beforeAutospacing="1"/>
+        <w:ind w:firstLine="0"/>
         <w:rPr>
-          <w:rFonts w:ascii="Cambria Math" w:eastAsia="Times New Roman" w:hAnsi="Cambria Math" w:cs="Segoe UI"/>
-          <w:sz w:val="24"/>
+          <w:rFonts w:eastAsia="Times New Roman"/>
           <w:szCs w:val="28"/>
           <w:lang w:eastAsia="ru-RU"/>
         </w:rPr>
@@ -189,8 +174,7 @@
       <m:oMath>
         <m:r>
           <w:rPr>
-            <w:rFonts w:ascii="Cambria Math" w:eastAsia="Times New Roman" w:hAnsi="Cambria Math" w:cs="Times New Roman"/>
-            <w:sz w:val="24"/>
+            <w:rFonts w:ascii="Cambria Math" w:eastAsia="Times New Roman" w:hAnsi="Cambria Math"/>
             <w:szCs w:val="28"/>
             <w:bdr w:val="none" w:sz="0" w:space="0" w:color="auto" w:frame="1"/>
             <w:lang w:eastAsia="ru-RU"/>
@@ -205,11 +189,10 @@
           <w:ilvl w:val="0"/>
           <w:numId w:val="1"/>
         </w:numPr>
-        <w:spacing w:before="100" w:beforeAutospacing="1" w:after="0" w:line="240" w:lineRule="auto"/>
-        <w:jc w:val="both"/>
+        <w:spacing w:before="100" w:beforeAutospacing="1"/>
+        <w:ind w:firstLine="0"/>
         <w:rPr>
-          <w:rFonts w:ascii="Cambria Math" w:eastAsia="Times New Roman" w:hAnsi="Cambria Math" w:cs="Segoe UI"/>
-          <w:sz w:val="24"/>
+          <w:rFonts w:eastAsia="Times New Roman"/>
           <w:szCs w:val="28"/>
           <w:lang w:eastAsia="ru-RU"/>
         </w:rPr>
@@ -217,8 +200,7 @@
       <m:oMath>
         <m:r>
           <w:rPr>
-            <w:rFonts w:ascii="Cambria Math" w:eastAsia="Times New Roman" w:hAnsi="Cambria Math" w:cs="Times New Roman"/>
-            <w:sz w:val="24"/>
+            <w:rFonts w:ascii="Cambria Math" w:eastAsia="Times New Roman" w:hAnsi="Cambria Math"/>
             <w:szCs w:val="28"/>
             <w:bdr w:val="none" w:sz="0" w:space="0" w:color="auto" w:frame="1"/>
             <w:lang w:eastAsia="ru-RU"/>
@@ -233,11 +215,10 @@
           <w:ilvl w:val="0"/>
           <w:numId w:val="1"/>
         </w:numPr>
-        <w:spacing w:before="100" w:beforeAutospacing="1" w:after="0" w:line="240" w:lineRule="auto"/>
-        <w:jc w:val="both"/>
+        <w:spacing w:before="100" w:beforeAutospacing="1"/>
+        <w:ind w:firstLine="0"/>
         <w:rPr>
-          <w:rFonts w:ascii="Cambria Math" w:eastAsia="Times New Roman" w:hAnsi="Cambria Math" w:cs="Segoe UI"/>
-          <w:sz w:val="24"/>
+          <w:rFonts w:eastAsia="Times New Roman"/>
           <w:szCs w:val="28"/>
           <w:lang w:eastAsia="ru-RU"/>
         </w:rPr>
@@ -245,46 +226,31 @@
       <m:oMath>
         <m:r>
           <w:rPr>
-            <w:rFonts w:ascii="Cambria Math" w:eastAsia="Times New Roman" w:hAnsi="Cambria Math" w:cs="Times New Roman"/>
-            <w:sz w:val="24"/>
+            <w:rFonts w:ascii="Cambria Math" w:eastAsia="Times New Roman" w:hAnsi="Cambria Math"/>
             <w:szCs w:val="28"/>
             <w:bdr w:val="none" w:sz="0" w:space="0" w:color="auto" w:frame="1"/>
             <w:lang w:eastAsia="ru-RU"/>
           </w:rPr>
-          <m:t>(-∞;0]</m:t>
-        </m:r>
-        <m:r>
-          <w:rPr>
-            <w:rFonts w:ascii="Cambria Math" w:eastAsia="Times New Roman" w:hAnsi="Cambria Math" w:cs="Cambria Math"/>
-            <w:sz w:val="24"/>
-            <w:szCs w:val="28"/>
-            <w:bdr w:val="none" w:sz="0" w:space="0" w:color="auto" w:frame="1"/>
-            <w:lang w:eastAsia="ru-RU"/>
-          </w:rPr>
-          <m:t>∪</m:t>
-        </m:r>
-        <m:r>
-          <w:rPr>
-            <w:rFonts w:ascii="Cambria Math" w:eastAsia="Times New Roman" w:hAnsi="Cambria Math" w:cs="Times New Roman"/>
-            <w:sz w:val="24"/>
-            <w:szCs w:val="28"/>
-            <w:bdr w:val="none" w:sz="0" w:space="0" w:color="auto" w:frame="1"/>
-            <w:lang w:eastAsia="ru-RU"/>
-          </w:rPr>
-          <m:t>[1;+∞)</m:t>
+          <m:t>(-∞;0]∪[1;+∞)</m:t>
         </m:r>
       </m:oMath>
     </w:p>
     <w:p>
       <w:pPr>
-        <w:rPr>
-          <w:sz w:val="24"/>
-        </w:rPr>
+        <w:sectPr>
+          <w:type w:val="continuous"/>
+          <w:pgSz w:w="11906" w:h="16838"/>
+          <w:pgMar w:top="850" w:right="850" w:bottom="850" w:left="850" w:header="708" w:footer="708" w:gutter="0"/>
+          <w:cols w:num="2" w:space="708"/>
+          <w:docGrid w:linePitch="360"/>
+        </w:sectPr>
       </w:pPr>
     </w:p>
+    <w:p/>
     <w:sectPr>
+      <w:type w:val="continuous"/>
       <w:pgSz w:w="11906" w:h="16838"/>
-      <w:pgMar w:top="1134" w:right="850" w:bottom="1134" w:left="1701" w:header="708" w:footer="708" w:gutter="0"/>
+      <w:pgMar w:top="850" w:right="850" w:bottom="850" w:left="850" w:header="708" w:footer="708" w:gutter="0"/>
       <w:cols w:space="708"/>
       <w:docGrid w:linePitch="360"/>
     </w:sectPr>
@@ -811,6 +777,14 @@
   <w:style w:type="paragraph" w:default="1" w:styleId="a">
     <w:name w:val="Normal"/>
     <w:qFormat/>
+    <w:pPr>
+      <w:spacing w:after="0" w:line="240" w:lineRule="auto"/>
+      <w:jc w:val="both"/>
+    </w:pPr>
+    <w:rPr>
+      <w:rFonts w:ascii="Times New Roman" w:hAnsi="Times New Roman" w:cs="Times New Roman"/>
+      <w:sz w:val="24"/>
+    </w:rPr>
   </w:style>
   <w:style w:type="character" w:default="1" w:styleId="a0">
     <w:name w:val="Default Paragraph Font"/>

--- a/bank/task_09/variant_11.docx
+++ b/bank/task_09/variant_11.docx
@@ -153,7 +153,43 @@
             <w:bdr w:val="none" w:sz="0" w:space="0" w:color="auto" w:frame="1"/>
             <w:lang w:eastAsia="ru-RU"/>
           </w:rPr>
-          <m:t>(-∞;-1]∪[0;+∞)</m:t>
+          <m:t>(-∞;-1</m:t>
+        </m:r>
+        <m:r>
+          <w:rPr>
+            <w:rFonts w:ascii="Cambria Math" w:eastAsia="Times New Roman" w:hAnsi="Cambria Math"/>
+            <w:szCs w:val="28"/>
+            <w:bdr w:val="none" w:sz="0" w:space="0" w:color="auto" w:frame="1"/>
+            <w:lang w:eastAsia="ru-RU"/>
+          </w:rPr>
+          <m:t>]</m:t>
+        </m:r>
+        <m:r>
+          <w:rPr>
+            <w:rFonts w:ascii="Cambria Math" w:eastAsia="Times New Roman" w:hAnsi="Cambria Math"/>
+            <w:szCs w:val="28"/>
+            <w:bdr w:val="none" w:sz="0" w:space="0" w:color="auto" w:frame="1"/>
+            <w:lang w:eastAsia="ru-RU"/>
+          </w:rPr>
+          <m:t>∪</m:t>
+        </m:r>
+        <m:r>
+          <w:rPr>
+            <w:rFonts w:ascii="Cambria Math" w:eastAsia="Times New Roman" w:hAnsi="Cambria Math"/>
+            <w:szCs w:val="28"/>
+            <w:bdr w:val="none" w:sz="0" w:space="0" w:color="auto" w:frame="1"/>
+            <w:lang w:eastAsia="ru-RU"/>
+          </w:rPr>
+          <m:t>[</m:t>
+        </m:r>
+        <m:r>
+          <w:rPr>
+            <w:rFonts w:ascii="Cambria Math" w:eastAsia="Times New Roman" w:hAnsi="Cambria Math"/>
+            <w:szCs w:val="28"/>
+            <w:bdr w:val="none" w:sz="0" w:space="0" w:color="auto" w:frame="1"/>
+            <w:lang w:eastAsia="ru-RU"/>
+          </w:rPr>
+          <m:t>0;+∞)</m:t>
         </m:r>
       </m:oMath>
     </w:p>
@@ -179,7 +215,25 @@
             <w:bdr w:val="none" w:sz="0" w:space="0" w:color="auto" w:frame="1"/>
             <w:lang w:eastAsia="ru-RU"/>
           </w:rPr>
-          <m:t>[-1;0]</m:t>
+          <m:t>[</m:t>
+        </m:r>
+        <m:r>
+          <w:rPr>
+            <w:rFonts w:ascii="Cambria Math" w:eastAsia="Times New Roman" w:hAnsi="Cambria Math"/>
+            <w:szCs w:val="28"/>
+            <w:bdr w:val="none" w:sz="0" w:space="0" w:color="auto" w:frame="1"/>
+            <w:lang w:eastAsia="ru-RU"/>
+          </w:rPr>
+          <m:t>-1;0</m:t>
+        </m:r>
+        <m:r>
+          <w:rPr>
+            <w:rFonts w:ascii="Cambria Math" w:eastAsia="Times New Roman" w:hAnsi="Cambria Math"/>
+            <w:szCs w:val="28"/>
+            <w:bdr w:val="none" w:sz="0" w:space="0" w:color="auto" w:frame="1"/>
+            <w:lang w:eastAsia="ru-RU"/>
+          </w:rPr>
+          <m:t>]</m:t>
         </m:r>
       </m:oMath>
     </w:p>
@@ -231,7 +285,43 @@
             <w:bdr w:val="none" w:sz="0" w:space="0" w:color="auto" w:frame="1"/>
             <w:lang w:eastAsia="ru-RU"/>
           </w:rPr>
-          <m:t>(-∞;0]∪[1;+∞)</m:t>
+          <m:t>(-∞;0</m:t>
+        </m:r>
+        <m:r>
+          <w:rPr>
+            <w:rFonts w:ascii="Cambria Math" w:eastAsia="Times New Roman" w:hAnsi="Cambria Math"/>
+            <w:szCs w:val="28"/>
+            <w:bdr w:val="none" w:sz="0" w:space="0" w:color="auto" w:frame="1"/>
+            <w:lang w:eastAsia="ru-RU"/>
+          </w:rPr>
+          <m:t>]</m:t>
+        </m:r>
+        <m:r>
+          <w:rPr>
+            <w:rFonts w:ascii="Cambria Math" w:eastAsia="Times New Roman" w:hAnsi="Cambria Math"/>
+            <w:szCs w:val="28"/>
+            <w:bdr w:val="none" w:sz="0" w:space="0" w:color="auto" w:frame="1"/>
+            <w:lang w:eastAsia="ru-RU"/>
+          </w:rPr>
+          <m:t>∪</m:t>
+        </m:r>
+        <m:r>
+          <w:rPr>
+            <w:rFonts w:ascii="Cambria Math" w:eastAsia="Times New Roman" w:hAnsi="Cambria Math"/>
+            <w:szCs w:val="28"/>
+            <w:bdr w:val="none" w:sz="0" w:space="0" w:color="auto" w:frame="1"/>
+            <w:lang w:eastAsia="ru-RU"/>
+          </w:rPr>
+          <m:t>[</m:t>
+        </m:r>
+        <m:r>
+          <w:rPr>
+            <w:rFonts w:ascii="Cambria Math" w:eastAsia="Times New Roman" w:hAnsi="Cambria Math"/>
+            <w:szCs w:val="28"/>
+            <w:bdr w:val="none" w:sz="0" w:space="0" w:color="auto" w:frame="1"/>
+            <w:lang w:eastAsia="ru-RU"/>
+          </w:rPr>
+          <m:t>1;+∞)</m:t>
         </m:r>
       </m:oMath>
     </w:p>

--- a/bank/task_09/variant_11.docx
+++ b/bank/task_09/variant_11.docx
@@ -153,17 +153,34 @@
             <w:bdr w:val="none" w:sz="0" w:space="0" w:color="auto" w:frame="1"/>
             <w:lang w:eastAsia="ru-RU"/>
           </w:rPr>
-          <m:t>(-∞;-1</m:t>
+          <m:t>(-∞;-</m:t>
         </m:r>
-        <m:r>
-          <w:rPr>
-            <w:rFonts w:ascii="Cambria Math" w:eastAsia="Times New Roman" w:hAnsi="Cambria Math"/>
-            <w:szCs w:val="28"/>
-            <w:bdr w:val="none" w:sz="0" w:space="0" w:color="auto" w:frame="1"/>
-            <w:lang w:eastAsia="ru-RU"/>
-          </w:rPr>
-          <m:t>]</m:t>
-        </m:r>
+        <m:d>
+          <m:dPr>
+            <m:begChr m:val=""/>
+            <m:endChr m:val="]"/>
+            <m:ctrlPr>
+              <w:rPr>
+                <w:rFonts w:ascii="Cambria Math" w:eastAsia="Times New Roman" w:hAnsi="Cambria Math"/>
+                <w:i/>
+                <w:szCs w:val="28"/>
+                <w:bdr w:val="none" w:sz="0" w:space="0" w:color="auto" w:frame="1"/>
+                <w:lang w:eastAsia="ru-RU"/>
+              </w:rPr>
+            </m:ctrlPr>
+          </m:dPr>
+          <m:e>
+            <m:r>
+              <w:rPr>
+                <w:rFonts w:ascii="Cambria Math" w:eastAsia="Times New Roman" w:hAnsi="Cambria Math"/>
+                <w:szCs w:val="28"/>
+                <w:bdr w:val="none" w:sz="0" w:space="0" w:color="auto" w:frame="1"/>
+                <w:lang w:eastAsia="ru-RU"/>
+              </w:rPr>
+              <m:t>1</m:t>
+            </m:r>
+          </m:e>
+        </m:d>
         <m:r>
           <w:rPr>
             <w:rFonts w:ascii="Cambria Math" w:eastAsia="Times New Roman" w:hAnsi="Cambria Math"/>
@@ -173,6 +190,32 @@
           </w:rPr>
           <m:t>∪</m:t>
         </m:r>
+        <m:d>
+          <m:dPr>
+            <m:begChr m:val="["/>
+            <m:endChr m:val=""/>
+            <m:ctrlPr>
+              <w:rPr>
+                <w:rFonts w:ascii="Cambria Math" w:eastAsia="Times New Roman" w:hAnsi="Cambria Math"/>
+                <w:i/>
+                <w:szCs w:val="28"/>
+                <w:bdr w:val="none" w:sz="0" w:space="0" w:color="auto" w:frame="1"/>
+                <w:lang w:eastAsia="ru-RU"/>
+              </w:rPr>
+            </m:ctrlPr>
+          </m:dPr>
+          <m:e>
+            <m:r>
+              <w:rPr>
+                <w:rFonts w:ascii="Cambria Math" w:eastAsia="Times New Roman" w:hAnsi="Cambria Math"/>
+                <w:szCs w:val="28"/>
+                <w:bdr w:val="none" w:sz="0" w:space="0" w:color="auto" w:frame="1"/>
+                <w:lang w:eastAsia="ru-RU"/>
+              </w:rPr>
+              <m:t>0</m:t>
+            </m:r>
+          </m:e>
+        </m:d>
         <m:r>
           <w:rPr>
             <w:rFonts w:ascii="Cambria Math" w:eastAsia="Times New Roman" w:hAnsi="Cambria Math"/>
@@ -180,16 +223,7 @@
             <w:bdr w:val="none" w:sz="0" w:space="0" w:color="auto" w:frame="1"/>
             <w:lang w:eastAsia="ru-RU"/>
           </w:rPr>
-          <m:t>[</m:t>
-        </m:r>
-        <m:r>
-          <w:rPr>
-            <w:rFonts w:ascii="Cambria Math" w:eastAsia="Times New Roman" w:hAnsi="Cambria Math"/>
-            <w:szCs w:val="28"/>
-            <w:bdr w:val="none" w:sz="0" w:space="0" w:color="auto" w:frame="1"/>
-            <w:lang w:eastAsia="ru-RU"/>
-          </w:rPr>
-          <m:t>0;+∞)</m:t>
+          <m:t>;+∞)</m:t>
         </m:r>
       </m:oMath>
     </w:p>
@@ -215,25 +249,7 @@
             <w:bdr w:val="none" w:sz="0" w:space="0" w:color="auto" w:frame="1"/>
             <w:lang w:eastAsia="ru-RU"/>
           </w:rPr>
-          <m:t>[</m:t>
-        </m:r>
-        <m:r>
-          <w:rPr>
-            <w:rFonts w:ascii="Cambria Math" w:eastAsia="Times New Roman" w:hAnsi="Cambria Math"/>
-            <w:szCs w:val="28"/>
-            <w:bdr w:val="none" w:sz="0" w:space="0" w:color="auto" w:frame="1"/>
-            <w:lang w:eastAsia="ru-RU"/>
-          </w:rPr>
-          <m:t>-1;0</m:t>
-        </m:r>
-        <m:r>
-          <w:rPr>
-            <w:rFonts w:ascii="Cambria Math" w:eastAsia="Times New Roman" w:hAnsi="Cambria Math"/>
-            <w:szCs w:val="28"/>
-            <w:bdr w:val="none" w:sz="0" w:space="0" w:color="auto" w:frame="1"/>
-            <w:lang w:eastAsia="ru-RU"/>
-          </w:rPr>
-          <m:t>]</m:t>
+          <m:t>[-1;0]</m:t>
         </m:r>
       </m:oMath>
     </w:p>
@@ -285,17 +301,34 @@
             <w:bdr w:val="none" w:sz="0" w:space="0" w:color="auto" w:frame="1"/>
             <w:lang w:eastAsia="ru-RU"/>
           </w:rPr>
-          <m:t>(-∞;0</m:t>
+          <m:t>(-∞;</m:t>
         </m:r>
-        <m:r>
-          <w:rPr>
-            <w:rFonts w:ascii="Cambria Math" w:eastAsia="Times New Roman" w:hAnsi="Cambria Math"/>
-            <w:szCs w:val="28"/>
-            <w:bdr w:val="none" w:sz="0" w:space="0" w:color="auto" w:frame="1"/>
-            <w:lang w:eastAsia="ru-RU"/>
-          </w:rPr>
-          <m:t>]</m:t>
-        </m:r>
+        <m:d>
+          <m:dPr>
+            <m:begChr m:val=""/>
+            <m:endChr m:val="]"/>
+            <m:ctrlPr>
+              <w:rPr>
+                <w:rFonts w:ascii="Cambria Math" w:eastAsia="Times New Roman" w:hAnsi="Cambria Math"/>
+                <w:i/>
+                <w:szCs w:val="28"/>
+                <w:bdr w:val="none" w:sz="0" w:space="0" w:color="auto" w:frame="1"/>
+                <w:lang w:eastAsia="ru-RU"/>
+              </w:rPr>
+            </m:ctrlPr>
+          </m:dPr>
+          <m:e>
+            <m:r>
+              <w:rPr>
+                <w:rFonts w:ascii="Cambria Math" w:eastAsia="Times New Roman" w:hAnsi="Cambria Math"/>
+                <w:szCs w:val="28"/>
+                <w:bdr w:val="none" w:sz="0" w:space="0" w:color="auto" w:frame="1"/>
+                <w:lang w:eastAsia="ru-RU"/>
+              </w:rPr>
+              <m:t>0</m:t>
+            </m:r>
+          </m:e>
+        </m:d>
         <m:r>
           <w:rPr>
             <w:rFonts w:ascii="Cambria Math" w:eastAsia="Times New Roman" w:hAnsi="Cambria Math"/>
@@ -305,6 +338,32 @@
           </w:rPr>
           <m:t>∪</m:t>
         </m:r>
+        <m:d>
+          <m:dPr>
+            <m:begChr m:val="["/>
+            <m:endChr m:val=""/>
+            <m:ctrlPr>
+              <w:rPr>
+                <w:rFonts w:ascii="Cambria Math" w:eastAsia="Times New Roman" w:hAnsi="Cambria Math"/>
+                <w:i/>
+                <w:szCs w:val="28"/>
+                <w:bdr w:val="none" w:sz="0" w:space="0" w:color="auto" w:frame="1"/>
+                <w:lang w:eastAsia="ru-RU"/>
+              </w:rPr>
+            </m:ctrlPr>
+          </m:dPr>
+          <m:e>
+            <m:r>
+              <w:rPr>
+                <w:rFonts w:ascii="Cambria Math" w:eastAsia="Times New Roman" w:hAnsi="Cambria Math"/>
+                <w:szCs w:val="28"/>
+                <w:bdr w:val="none" w:sz="0" w:space="0" w:color="auto" w:frame="1"/>
+                <w:lang w:eastAsia="ru-RU"/>
+              </w:rPr>
+              <m:t>1</m:t>
+            </m:r>
+          </m:e>
+        </m:d>
         <m:r>
           <w:rPr>
             <w:rFonts w:ascii="Cambria Math" w:eastAsia="Times New Roman" w:hAnsi="Cambria Math"/>
@@ -312,16 +371,7 @@
             <w:bdr w:val="none" w:sz="0" w:space="0" w:color="auto" w:frame="1"/>
             <w:lang w:eastAsia="ru-RU"/>
           </w:rPr>
-          <m:t>[</m:t>
-        </m:r>
-        <m:r>
-          <w:rPr>
-            <w:rFonts w:ascii="Cambria Math" w:eastAsia="Times New Roman" w:hAnsi="Cambria Math"/>
-            <w:szCs w:val="28"/>
-            <w:bdr w:val="none" w:sz="0" w:space="0" w:color="auto" w:frame="1"/>
-            <w:lang w:eastAsia="ru-RU"/>
-          </w:rPr>
-          <m:t>1;+∞)</m:t>
+          <m:t>;+∞)</m:t>
         </m:r>
       </m:oMath>
     </w:p>
